--- a/docs/legal/2026-09-08/deliverables/00_Инструкция_и_сведения_для_РКН.docx
+++ b/docs/legal/2026-09-08/deliverables/00_Инструкция_и_сведения_для_РКН.docx
@@ -2177,6 +2177,101 @@
         <w:pStyle w:val="Heading1"/>
       </w:pPr>
       <w:r>
+        <w:t>4а Сделано 24 сентября 2026 года</w:t>
+      </w:r>
+    </w:p>
+    <w:p>
+      <w:r>
+        <w:t>В коде реализованы раздельные согласия (ветка claude/separate-consents, в production ещё не выпущено). Пункты 1–4 раздела 4 закрыты так:</w:t>
+      </w:r>
+    </w:p>
+    <w:p>
+      <w:pPr>
+        <w:pStyle w:val="ListBullet"/>
+      </w:pPr>
+      <w:r>
+        <w:t>Вход: галочки «принимаю соглашение и даю согласие на обработку ПД» больше нет ни в web, ни в iOS, ни в Android. Соглашение принимается нажатием кнопки входа, рядом ссылка на соглашение и политику. В журнале принятий для новой редакции 2026-09-24 согласие на обработку ПД не записывается; для прежних редакций запись сохраняется как была.</w:t>
+      </w:r>
+    </w:p>
+    <w:p>
+      <w:pPr>
+        <w:pStyle w:val="ListBullet"/>
+      </w:pPr>
+      <w:r>
+        <w:t>Согласие на показ анкеты (документ 04): отдельный экран после анкеты с кнопкой-согласием, выбором групп сведений и аудитории, полем ФИО. Каждое решение — отдельная запись журнала UserConsent с версией текста.</w:t>
+      </w:r>
+    </w:p>
+    <w:p>
+      <w:pPr>
+        <w:pStyle w:val="ListBullet"/>
+      </w:pPr>
+      <w:r>
+        <w:t>Сервер показывает анкету в поиске, на карте, в гостевой выдаче, каталоге центров и дайджесте срочных поисков только при согласии и в пределах выбранных групп. Гостям — только при отдельном разрешении. Для срочных и регулярных поисков нужен пункт «Мои игровые поиски».</w:t>
+      </w:r>
+    </w:p>
+    <w:p>
+      <w:pPr>
+        <w:pStyle w:val="ListBullet"/>
+      </w:pPr>
+      <w:r>
+        <w:t>Аналитика (форма 03 В): события пишутся только при согласии, при отзыве удаляются, хранение ограничено 90 днями с автоматической очисткой.</w:t>
+      </w:r>
+    </w:p>
+    <w:p>
+      <w:pPr>
+        <w:pStyle w:val="ListBullet"/>
+      </w:pPr>
+      <w:r>
+        <w:t>Тексты на сайте: исправлены соглашение и политика, опубликованы /legal/profile-visibility и /legal/analytics.</w:t>
+      </w:r>
+    </w:p>
+    <w:p>
+      <w:r>
+        <w:t>Решения владельца и связанные риски:</w:t>
+      </w:r>
+    </w:p>
+    <w:p>
+      <w:pPr>
+        <w:pStyle w:val="ListBullet"/>
+      </w:pPr>
+      <w:r>
+        <w:t>Действующие аккаунты не скрываются: до ответа они видны как прежде и получают экран «Мы обновили правила» при следующем открытии приложения. Кто нажал «Скрыть анкету», скрывается сразу. Кто не открывает приложение, продолжает показываться без действующего согласия — рекомендуется напоминание и срок для ответа.</w:t>
+      </w:r>
+    </w:p>
+    <w:p>
+      <w:pPr>
+        <w:pStyle w:val="ListBullet"/>
+      </w:pPr>
+      <w:r>
+        <w:t>Старые версии iOS и Android не знают об экране согласия. Их новые пользователи получают прежнее поведение, пока не обновят приложение. После выхода новой версии рекомендуется поднять минимальную версию приложения (механизм minVersion уже есть).</w:t>
+      </w:r>
+    </w:p>
+    <w:p>
+      <w:pPr>
+        <w:pStyle w:val="ListBullet"/>
+      </w:pPr>
+      <w:r>
+        <w:t>Аналитика останавливается для всех, кто не дал согласия. События, собранные до 24 сентября без отдельного согласия, пока не удалены — решение за владельцем.</w:t>
+      </w:r>
+    </w:p>
+    <w:p>
+      <w:pPr>
+        <w:pStyle w:val="ListBullet"/>
+      </w:pPr>
+      <w:r>
+        <w:t>Прежний режим iOS/Android «Ограниченный профиль» хранился только на телефоне и ничего не скрывал; он заменён разделом «Видимость и согласия».</w:t>
+      </w:r>
+    </w:p>
+    <w:p>
+      <w:r>
+        <w:t>Не сделано: форма 03 Б (геопозиция) — см. статус в документе 03; уведомление РКН по статье 22 и отдельное уведомление о трансграничной передаче; незаполненные поля документов 02, 06, 07.</w:t>
+      </w:r>
+    </w:p>
+    <w:p>
+      <w:pPr>
+        <w:pStyle w:val="Heading1"/>
+      </w:pPr>
+      <w:r>
         <w:t>5 Вопросы для адресной проверки юристом</w:t>
       </w:r>
     </w:p>
@@ -2198,6 +2293,11 @@
     <w:p>
       <w:r>
         <w:t>Публичность и контент. Проверить форму распространения по приказу № 18, ресурсы и реальный контроль условий, лицензию на пользовательские материалы, правомерность публикации сведений участников и изображения третьих лиц. Отдельно проверить лицензии карт, геосправочников, импортируемых клубных материалов и название сервиса.</w:t>
+      </w:r>
+    </w:p>
+    <w:p>
+      <w:r>
+        <w:t>Раздельные согласия. Подтвердить пять решений, принятых при внедрении: согласие на показ даётся кнопкой, а переключатели групп до первого ответа включены; запрет передачи за пределы сервиса установлен одинаково для всех и опубликован в политике, без отдельной галочки; описание, фото и видео профиля обрабатываются по соглашению без формы 03 А; определение города по координатам без формы 03 Б; действующие аккаунты видны до ответа на экран согласия.</w:t>
       </w:r>
     </w:p>
     <w:p>

--- a/docs/legal/2026-09-08/deliverables/00_Инструкция_и_сведения_для_РКН.docx
+++ b/docs/legal/2026-09-08/deliverables/00_Инструкция_и_сведения_для_РКН.docx
@@ -1150,7 +1150,7 @@
               <w:rPr>
                 <w:sz w:val="18"/>
               </w:rPr>
-              <w:t>Яндекс Клауд; email, Apple-вход, push, карты; аналитика внутренняя</w:t>
+              <w:t>Яндекс Клауд; вход в России — SMS-код на российский номер (отправка через SMS.ru) или VK ID; вне России — код на email, Apple-вход, Google-вход; push, карты; аналитика внутренняя</w:t>
             </w:r>
           </w:p>
         </w:tc>
@@ -1274,7 +1274,7 @@
     </w:p>
     <w:p>
       <w:r>
-        <w:t>Остаётся подтвердить регион и адрес ЦОД для сервера, базы, медиа и всех резервных копий; действующий Postbox или иной отправитель email; внешний геокодер либо локальный каталог; конкретные юридические лица, страны и состав передачи Apple; фактические меры защиты и применимые обязанности чата. Пользовательские ФИО, выбранные материалы, даты подтверждения и подписи в формах заполняются при конкретном оформлении.</w:t>
+        <w:t>Остаётся подтвердить регион и адрес ЦОД для сервера, базы, медиа и всех резервных копий; действующий Postbox или иной отправитель email; договор и реквизиты SMS.ru (поручение на отправку SMS с номером телефона); регистрацию приложения VK ID и условия ООО «ВК»; внешний геокодер либо локальный каталог; конкретные юридические лица, страны и состав передачи Apple; фактические меры защиты и применимые обязанности чата. Пользовательские ФИО, выбранные материалы, даты подтверждения и подписи в формах заполняются при конкретном оформлении.</w:t>
       </w:r>
     </w:p>
     <w:p>
@@ -1285,6 +1285,11 @@
     <w:p>
       <w:r>
         <w:t>Postbox — сервис платформы, его подключение предусмотрено документами проекта, но рабочая конфигурация не проверялась. Для Яндекс Карт в API-оферте указан другой поставщик: ООО «ЯНДЕКС», ИНН 7736207543, адрес 119021, Россия, г. Москва, ул. Льва Толстого, д. 16. Это не доказывает заключение именно платной лицензии. Геокодирование настраивается независимо от карт; без внешнего поставщика production-код использует встроенный каталог.</w:t>
+      </w:r>
+    </w:p>
+    <w:p>
+      <w:r>
+        <w:t>Вход с 26 сентября 2026 года. При регистрации пользователь сам указывает страну. Для «Россия» доступны только SMS-код на российский мобильный номер (собственная система входа; SMS отправляет SMS.ru по поручению оператора — получает номер и текст сообщения с кодом) и VK ID (оператор получает от VK идентификатор, имя, фамилию и подтверждённый номер телефона в объёме разрешения vkid.personal_info и phone). Код на email, Apple и Google доступны только при выборе «Другая страна». Коды хранятся в виде хеша, действуют 5 минут, допускают 5 попыток; число SMS в сутки ограничено. Реквизиты SMS.ru и ООО «ВК» сверить с фактическими договорами и условиями до указания в уведомлении.</w:t>
       </w:r>
     </w:p>
     <w:p>
@@ -1484,7 +1489,7 @@
               <w:rPr>
                 <w:sz w:val="18"/>
               </w:rPr>
-              <w:t>Зарегистрированные пользователи; email, ID, возраст, указанный пол, имя для отображения, спорт, уровни, город, районы, время</w:t>
+              <w:t>Зарегистрированные пользователи; email или номер мобильного телефона, идентификатор VK ID при входе через VK, указанная страна входа, ID, возраст, указанный пол, имя для отображения, спорт, уровни, город, районы, время</w:t>
             </w:r>
           </w:p>
         </w:tc>
@@ -2097,7 +2102,7 @@
     </w:p>
     <w:p>
       <w:r>
-        <w:t xml:space="preserve">Трансграничная передача: используются Apple-вход и push; </w:t>
+        <w:t xml:space="preserve">Трансграничная передача: используются Apple-вход, Google-вход (только при выборе «Другая страна») и push; SMS.ru и VK ID — российские получатели, трансграничной передачи не образуют, но вносятся в перечень получателей; </w:t>
       </w:r>
       <w:r>
         <w:rPr>
@@ -2263,6 +2268,14 @@
       </w:r>
     </w:p>
     <w:p>
+      <w:pPr>
+        <w:pStyle w:val="ListBullet"/>
+      </w:pPr>
+      <w:r>
+        <w:t>Вход для России (26 сентября): страну указывает сам пользователь, документально она не проверяется. Действующие аккаунты с email или Apple не блокируются: после входа им предлагается привязать номер телефона (можно отложить), привязка доступна в настройках аккаунта. Старые версии приложений продолжают входить по email до обновления — после выхода новых версий рекомендуется поднять минимальную версию.</w:t>
+      </w:r>
+    </w:p>
+    <w:p>
       <w:r>
         <w:t>Не сделано: форма 03 Б (геопозиция) — см. статус в документе 03; уведомление РКН по статье 22 и отдельное уведомление о трансграничной передаче; незаполненные поля документов 02, 06, 07.</w:t>
       </w:r>
@@ -2282,7 +2295,7 @@
     </w:p>
     <w:p>
       <w:r>
-        <w:t>Авторизация. Оценить Apple Sign In и собственный email-вход по части 10 статьи 8 закона № 149-ФЗ. Зафиксировать владельца системы авторизации, способы для пользователей в РФ и решение по иностранному входу. Обычный email пользователя и авторизация через иностранного поставщика не тождественны.</w:t>
+        <w:t>Авторизация. Реализовано: пользователь, указавший «Россия», входит только по SMS-коду на российский мобильный номер или через VK ID; email, Apple и Google доступны при выборе «Другая страна». Проверить по части 10 статьи 8 закона № 149-ФЗ: достаточно ли самостоятельного указания страны; квалифицируется ли собственная SMS-авторизация как авторизация «с использованием абонентского номера оператора подвижной радиотелефонной связи»; соответствует ли VK ID требованию о российской информационной системе; как поступить со старыми аккаунтами без телефона, которые не привязали номер. Отдельно — правило App Store 4.8: при стороннем входе (VK ID) должен быть доступен равноценный вариант; Sign in with Apple остаётся в приложении в режиме «Другая страна».</w:t>
       </w:r>
     </w:p>
     <w:p>

--- a/docs/legal/2026-09-08/deliverables/00_Инструкция_и_сведения_для_РКН.docx
+++ b/docs/legal/2026-09-08/deliverables/00_Инструкция_и_сведения_для_РКН.docx
@@ -2840,7 +2840,7 @@
     </w:p>
     <w:p>
       <w:r>
-        <w:t>Три года для доказательств согласия не разрешают хранить весь профиль, медиа или переписку. Специальная обязательная обработка и конкретный спор имеют собственные основания и сроки. Срок действия сессии 14 дней, кода входа 10 минут и cookie приглашения 30 дней не равен сроку удаления записей базы.</w:t>
+        <w:t>Три года для доказательств согласия не разрешают хранить весь профиль, медиа или переписку. Специальная обязательная обработка и конкретный спор имеют собственные основания и сроки. Срок действия сессии (180 дней с последней активности, продлевается при использовании), кода входа (10 минут по email, 5 минут по SMS) и cookie приглашения 30 дней не равен сроку удаления записей базы.</w:t>
       </w:r>
     </w:p>
     <w:p>

--- a/docs/legal/2026-09-08/deliverables/00_Инструкция_и_сведения_для_РКН.docx
+++ b/docs/legal/2026-09-08/deliverables/00_Инструкция_и_сведения_для_РКН.docx
@@ -12,7 +12,7 @@
     </w:p>
     <w:p>
       <w:r>
-        <w:t>Инструкция владельцу и сведения для Роскомнадзора. Подготовлено 8 сентября 2026 года для бесплатного приложения без рекламы. Оператор — Захаров Матвей Владимирович, физическое лицо на НПД, ИНН 471803649801. Контакт из проекта: support@sportsearch.shop.</w:t>
+        <w:t>Инструкция владельцу и сведения для Роскомнадзора. Подготовлено 8 сентября 2026 года для бесплатного приложения без рекламы. Оператор — индивидуальный предприниматель Захаров Матвей Владимирович на НПД, ИНН 471803649801, ОГРНИП 326470400131678. Контакт из проекта: support@sportsearch.shop.</w:t>
       </w:r>
     </w:p>
     <w:p>
@@ -769,7 +769,7 @@
     </w:p>
     <w:p>
       <w:r>
-        <w:t xml:space="preserve">Подтверждено пользователем: приложение бесплатно, рекламы нет, владелец применяет НПД. ФИО, ИНН, email и отсутствие статуса ИП подтверждены владельцем. Новое название НаТреню указано владельцем; SportSearch — прежнее имя в коде, TennisSearch — название репозитория. Основной адрес </w:t>
+        <w:t xml:space="preserve">Подтверждено пользователем: приложение бесплатно, рекламы нет, владелец применяет НПД. ФИО, ИНН и email подтверждены владельцем. 1 октября 2026 года владелец сообщил о регистрации индивидуальным предпринимателем (ОГРНИП 326470400131678) с сохранением НПД. Новое название НаТреню указано владельцем; SportSearch — прежнее имя в коде, TennisSearch — название репозитория. Основной адрес </w:t>
       </w:r>
       <w:hyperlink r:id="rId11">
         <w:r>
@@ -1319,7 +1319,7 @@
     </w:p>
     <w:p>
       <w:r>
-        <w:t>Оператор: Захаров Матвей Владимирович. Категория: физическое лицо, применяющее НПД; без статуса ИП, подтверждено владельцем. ИНН: 471803649801. Адрес: 187420, Россия, г. Сясьстрой, ул. Космонавтов, д. 8, кв. 15.</w:t>
+        <w:t>Оператор: Захаров Матвей Владимирович. Категория: индивидуальный предприниматель, применяющий НПД. ИНН: 471803649801. ОГРНИП: 326470400131678. Адрес: 187420, Россия, г. Сясьстрой, ул. Космонавтов, д. 8, кв. 15.</w:t>
       </w:r>
     </w:p>
     <w:p>
@@ -2296,6 +2296,11 @@
     <w:p>
       <w:r>
         <w:t>Авторизация. Реализовано: пользователь, указавший «Россия», входит только по SMS-коду на российский мобильный номер или через VK ID; email, Apple и Google доступны при выборе «Другая страна». Проверить по части 10 статьи 8 закона № 149-ФЗ: достаточно ли самостоятельного указания страны; квалифицируется ли собственная SMS-авторизация как авторизация «с использованием абонентского номера оператора подвижной радиотелефонной связи»; соответствует ли VK ID требованию о российской информационной системе; как поступить со старыми аккаунтами без телефона, которые не привязали номер. Отдельно — правило App Store 4.8: при стороннем входе (VK ID) должен быть доступен равноценный вариант; Sign in with Apple остаётся в приложении в режиме «Другая страна».</w:t>
+      </w:r>
+    </w:p>
+    <w:p>
+      <w:r>
+        <w:t>Статус оператора. С 1 октября 2026 года оператор — индивидуальный предприниматель на НПД (ОГРНИП 326470400131678); ИНН прежний. Принятые редакции соглашения и согласий называют оператора по ФИО и ИНН. Проверить, что они остаются действительными без повторного принятия, и нужна ли новая редакция пользовательского соглашения с реквизитами ИП и способами входа по SMS и VK ID (повторное принятие в сервисе — одно нажатие на экране «Мы обновили правила»).</w:t>
       </w:r>
     </w:p>
     <w:p>

--- a/docs/legal/2026-09-08/deliverables/00_Инструкция_и_сведения_для_РКН.docx
+++ b/docs/legal/2026-09-08/deliverables/00_Инструкция_и_сведения_для_РКН.docx
@@ -2300,7 +2300,7 @@
     </w:p>
     <w:p>
       <w:r>
-        <w:t>Статус оператора. С 1 октября 2026 года оператор — индивидуальный предприниматель на НПД (ОГРНИП 326470400131678); ИНН прежний. Принятые редакции соглашения и согласий называют оператора по ФИО и ИНН. Проверить, что они остаются действительными без повторного принятия, и нужна ли новая редакция пользовательского соглашения с реквизитами ИП и способами входа по SMS и VK ID (повторное принятие в сервисе — одно нажатие на экране «Мы обновили правила»).</w:t>
+        <w:t>Статус оператора. С 1 октября 2026 года оператор — индивидуальный предприниматель на НПД (ОГРНИП 326470400131678); ИНН прежний. Принятые редакции соглашения и согласий называют оператора по ФИО и ИНН. Проверить, что согласия остаются действительными без повторного получения. Решение владельца: пользовательское соглашение выпускается в новой редакции от 1 октября 2026 года (реквизиты ИП, вход по SMS и VK ID); действующие пользователи принимают её на экране «Мы обновили правила». Сборки приложений до 1 октября принимают прежнюю редакцию от 24 сентября — это фиксируется как есть, после обновления приложения человек принимает новую.</w:t>
       </w:r>
     </w:p>
     <w:p>

--- a/docs/legal/2026-09-08/deliverables/00_Инструкция_и_сведения_для_РКН.docx
+++ b/docs/legal/2026-09-08/deliverables/00_Инструкция_и_сведения_для_РКН.docx
@@ -1302,7 +1302,7 @@
     </w:p>
     <w:p>
       <w:r>
-        <w:t xml:space="preserve">Это рабочая анкета для переноса в действующую форму Роскомнадзора, а не готовое подписанное или поданное уведомление. Форма и способы подачи проверяются непосредственно на портале: </w:t>
+        <w:t xml:space="preserve">Это рабочая анкета для переноса в действующую форму Роскомнадзора, а не готовое подписанное или поданное уведомление. Заполненные черновики обоих уведомлений (об обработке и о трансграничной передаче), акт оценки вреда и акт уровня защищённости — в документе 09. Форма и способы подачи проверяются непосредственно на портале: </w:t>
       </w:r>
       <w:hyperlink r:id="rId13">
         <w:r>

--- a/docs/legal/2026-09-08/deliverables/00_Инструкция_и_сведения_для_РКН.docx
+++ b/docs/legal/2026-09-08/deliverables/00_Инструкция_и_сведения_для_РКН.docx
@@ -1150,7 +1150,7 @@
               <w:rPr>
                 <w:sz w:val="18"/>
               </w:rPr>
-              <w:t>Яндекс Клауд; вход в России — SMS-код на российский номер (отправка через SMS.ru) или VK ID; вне России — код на email, Apple-вход, Google-вход; push, карты; аналитика внутренняя</w:t>
+              <w:t>Яндекс Клауд; вход в России — код на email (собственная система входа) или VK ID, SMS-код через SMS.ru — если включён; вне России — код на email, Apple-вход, Google-вход; push, карты; аналитика внутренняя</w:t>
             </w:r>
           </w:p>
         </w:tc>
@@ -1289,7 +1289,7 @@
     </w:p>
     <w:p>
       <w:r>
-        <w:t>Вход с 26 сентября 2026 года. При регистрации пользователь сам указывает страну. Для «Россия» доступны только SMS-код на российский мобильный номер (собственная система входа; SMS отправляет SMS.ru по поручению оператора — получает номер и текст сообщения с кодом) и VK ID (оператор получает от VK идентификатор, имя, фамилию и подтверждённый номер телефона в объёме разрешения vkid.personal_info и phone). Код на email, Apple и Google доступны только при выборе «Другая страна». Коды хранятся в виде хеша, действуют 5 минут, допускают 5 попыток; число SMS в сутки ограничено. Реквизиты SMS.ru и ООО «ВК» сверить с фактическими договорами и условиями до указания в уведомлении.</w:t>
+        <w:t>Вход с 5 октября 2026 года (первая версия — 26 сентября). При регистрации пользователь сам указывает страну. Для «Россия» доступны код на email (собственная система входа оператора: код отправляет и проверяет сервер оператора) и VK ID (оператор получает от VK идентификатор, имя, фамилию и подтверждённый номер телефона в объёме разрешения vkid.personal_info и phone). Вход по SMS-коду на российский мобильный номер реализован (SMS отправляет SMS.ru по поручению оператора — получает номер и текст сообщения с кодом), но включается отдельным переключателем на сервере и на 5 октября 2026 года выключен. Apple и Google — иностранные сервисы входа — доступны только при выборе «Другая страна». Коды хранятся в виде хеша, действуют 5 минут, допускают 5 попыток; число SMS в сутки ограничено. Реквизиты SMS.ru и ООО «ВК» сверить с фактическими договорами и условиями до указания в уведомлении.</w:t>
       </w:r>
     </w:p>
     <w:p>
@@ -2272,7 +2272,7 @@
         <w:pStyle w:val="ListBullet"/>
       </w:pPr>
       <w:r>
-        <w:t>Вход для России (26 сентября): страну указывает сам пользователь, документально она не проверяется. Действующие аккаунты с email или Apple не блокируются: после входа им предлагается привязать номер телефона (можно отложить), привязка доступна в настройках аккаунта. Старые версии приложений продолжают входить по email до обновления — после выхода новых версий рекомендуется поднять минимальную версию.</w:t>
+        <w:t>Вход для России (26 сентября): страну указывает сам пользователь, документально она не проверяется. Действующие аккаунты с email входят по коду на email при любом выборе страны. Аккаунт, созданный только через Apple, в режиме «Россия» через Apple не войдёт; автоматическое предложение привязать телефон убрано, привязка номера в настройках видна, только пока включён вход по SMS. Старые версии приложений продолжают входить по email до обновления — после выхода новых версий рекомендуется поднять минимальную версию.</w:t>
       </w:r>
     </w:p>
     <w:p>
@@ -2295,12 +2295,12 @@
     </w:p>
     <w:p>
       <w:r>
-        <w:t>Авторизация. Реализовано: пользователь, указавший «Россия», входит только по SMS-коду на российский мобильный номер или через VK ID; email, Apple и Google доступны при выборе «Другая страна». Проверить по части 10 статьи 8 закона № 149-ФЗ: достаточно ли самостоятельного указания страны; квалифицируется ли собственная SMS-авторизация как авторизация «с использованием абонентского номера оператора подвижной радиотелефонной связи»; соответствует ли VK ID требованию о российской информационной системе; как поступить со старыми аккаунтами без телефона, которые не привязали номер. Отдельно — правило App Store 4.8: при стороннем входе (VK ID) должен быть доступен равноценный вариант; Sign in with Apple остаётся в приложении в режиме «Другая страна».</w:t>
+        <w:t>Авторизация. Реализовано (5 октября 2026 года): пользователь, указавший «Россия», входит по коду на email через собственную систему входа оператора или через VK ID; вход по SMS-коду реализован и включается на сервере (сейчас выключен); Apple и Google доступны при выборе «Другая страна». Проверить по части 10 статьи 8 закона № 149-ФЗ: достаточно ли самостоятельного указания страны; подпадает ли собственный вход по коду на email под пункт 4 (иная информационная система, владелец которой — гражданин России без иного гражданства, соответствующая статье 16); соответствует ли VK ID требованию о российской информационной системе. Отдельно — правило App Store 4.8: при стороннем входе (VK ID) должен быть доступен равноценный вариант; Sign in with Apple остаётся в приложении в режиме «Другая страна».</w:t>
       </w:r>
     </w:p>
     <w:p>
       <w:r>
-        <w:t>Статус оператора. С 1 октября 2026 года оператор — индивидуальный предприниматель на НПД (ОГРНИП 326470400131678); ИНН прежний. Принятые редакции соглашения и согласий называют оператора по ФИО и ИНН. Проверить, что согласия остаются действительными без повторного получения. Решение владельца: пользовательское соглашение выпускается в новой редакции от 1 октября 2026 года (реквизиты ИП, вход по SMS и VK ID); действующие пользователи принимают её на экране «Мы обновили правила». Сборки приложений до 1 октября принимают прежнюю редакцию от 24 сентября — это фиксируется как есть, после обновления приложения человек принимает новую.</w:t>
+        <w:t>Статус оператора. С 1 октября 2026 года оператор — индивидуальный предприниматель на НПД (ОГРНИП 326470400131678); ИНН прежний. Принятые редакции соглашения и согласий называют оператора по ФИО и ИНН. Проверить, что согласия остаются действительными без повторного получения. Решение владельца (5 октября 2026 года): опубликованы документы в редакции от 5 октября 2026 года, оператор в них пока указан как физическое лицо; переход на реквизиты ИП отложен. Действующие пользователи принимают новую редакцию на экране «Мы обновили правила». Сборки приложений до 5 октября принимают прежнюю редакцию от 24 сентября — это фиксируется как есть, после обновления приложения человек принимает новую. Политика обработки персональных данных в редакции от 7 октября 2026 года описывает вход через VK ID (идентификатор VK, имя, фамилия, подтверждённый номер телефона) и срок сеанса 180 дней с последней активности; соглашение и согласия не менялись, повторного принятия не требуется.</w:t>
       </w:r>
     </w:p>
     <w:p>
